--- a/downloads/teacher/04 Units/Unit 06 - Food Systems and Production - From Farm to Table/Lesson 06.03 - Food Waste Audit in Our Room.docx
+++ b/downloads/teacher/04 Units/Unit 06 - Food Systems and Production - From Farm to Table/Lesson 06.03 - Food Waste Audit in Our Room.docx
@@ -280,23 +280,41 @@
       <w:r>
         <w:t xml:space="preserve">By the end of this lesson, students will be able to:</w:t>
       </w:r>
-      <w:r>
-        <w:t xml:space="preserve"> </w:t>
-      </w:r>
-      <w:r>
-        <w:t xml:space="preserve">1. (Low: understand) Name the four places food waste happens (farm, store, home, cafeteria or kitchen) and give one example of waste at each.</w:t>
-      </w:r>
-      <w:r>
-        <w:t xml:space="preserve"> </w:t>
-      </w:r>
-      <w:r>
-        <w:t xml:space="preserve">2. (Mid: apply) Using the class’s own two days of data, calculate waste per person per day, then scale it to a school year using multiplication, and show the work.</w:t>
-      </w:r>
-      <w:r>
-        <w:t xml:space="preserve"> </w:t>
-      </w:r>
-      <w:r>
-        <w:t xml:space="preserve">3. (High: create) Write three specific changes this class could make to cut its own waste, each naming who does what and when.</w:t>
+    </w:p>
+    <w:p>
+      <w:pPr>
+        <w:numPr>
+          <w:ilvl w:val="0"/>
+          <w:numId w:val="1002"/>
+        </w:numPr>
+        <w:pStyle w:val="Compact"/>
+      </w:pPr>
+      <w:r>
+        <w:t xml:space="preserve">(Low: understand) Name the four places food waste happens (farm, store, home, cafeteria or kitchen) and give one example of waste at each.</w:t>
+      </w:r>
+    </w:p>
+    <w:p>
+      <w:pPr>
+        <w:numPr>
+          <w:ilvl w:val="0"/>
+          <w:numId w:val="1002"/>
+        </w:numPr>
+        <w:pStyle w:val="Compact"/>
+      </w:pPr>
+      <w:r>
+        <w:t xml:space="preserve">(Mid: apply) Using the class’s own two days of data, calculate waste per person per day, then scale it to a school year using multiplication, and show the work.</w:t>
+      </w:r>
+    </w:p>
+    <w:p>
+      <w:pPr>
+        <w:numPr>
+          <w:ilvl w:val="0"/>
+          <w:numId w:val="1002"/>
+        </w:numPr>
+        <w:pStyle w:val="Compact"/>
+      </w:pPr>
+      <w:r>
+        <w:t xml:space="preserve">(High: create) Write three specific changes this class could make to cut its own waste, each naming who does what and when.</w:t>
       </w:r>
     </w:p>
     <w:p>
@@ -346,7 +364,7 @@
       <w:pPr>
         <w:numPr>
           <w:ilvl w:val="0"/>
-          <w:numId w:val="1002"/>
+          <w:numId w:val="1003"/>
         </w:numPr>
         <w:pStyle w:val="Compact"/>
       </w:pPr>
@@ -364,7 +382,7 @@
       <w:pPr>
         <w:numPr>
           <w:ilvl w:val="0"/>
-          <w:numId w:val="1002"/>
+          <w:numId w:val="1003"/>
         </w:numPr>
         <w:pStyle w:val="Compact"/>
       </w:pPr>
@@ -376,7 +394,7 @@
       <w:pPr>
         <w:numPr>
           <w:ilvl w:val="0"/>
-          <w:numId w:val="1002"/>
+          <w:numId w:val="1003"/>
         </w:numPr>
         <w:pStyle w:val="Compact"/>
       </w:pPr>
@@ -388,7 +406,7 @@
       <w:pPr>
         <w:numPr>
           <w:ilvl w:val="0"/>
-          <w:numId w:val="1002"/>
+          <w:numId w:val="1003"/>
         </w:numPr>
         <w:pStyle w:val="Compact"/>
       </w:pPr>
@@ -400,7 +418,7 @@
       <w:pPr>
         <w:numPr>
           <w:ilvl w:val="0"/>
-          <w:numId w:val="1002"/>
+          <w:numId w:val="1003"/>
         </w:numPr>
         <w:pStyle w:val="Compact"/>
       </w:pPr>
@@ -412,7 +430,7 @@
       <w:pPr>
         <w:numPr>
           <w:ilvl w:val="0"/>
-          <w:numId w:val="1002"/>
+          <w:numId w:val="1003"/>
         </w:numPr>
         <w:pStyle w:val="Compact"/>
       </w:pPr>
@@ -433,7 +451,7 @@
       <w:pPr>
         <w:numPr>
           <w:ilvl w:val="0"/>
-          <w:numId w:val="1002"/>
+          <w:numId w:val="1003"/>
         </w:numPr>
         <w:pStyle w:val="Compact"/>
       </w:pPr>
@@ -911,55 +929,97 @@
       <w:r>
         <w:t xml:space="preserve">Monitor understanding:</w:t>
       </w:r>
-      <w:r>
-        <w:t xml:space="preserve"> </w:t>
-      </w:r>
-      <w:r>
-        <w:t xml:space="preserve">- Is a banana peel edible waste or not edible waste? What about the last spoon of yogurt in the cup?</w:t>
-      </w:r>
-      <w:r>
-        <w:t xml:space="preserve"> </w:t>
-      </w:r>
-      <w:r>
-        <w:t xml:space="preserve">- Your per-person number is in grams. What is it in ounces?</w:t>
-      </w:r>
-      <w:r>
-        <w:t xml:space="preserve"> </w:t>
-      </w:r>
-      <w:r>
-        <w:t xml:space="preserve">- Why did we divide before we multiplied?</w:t>
-      </w:r>
-    </w:p>
-    <w:p>
-      <w:pPr>
-        <w:pStyle w:val="BodyText"/>
+    </w:p>
+    <w:p>
+      <w:pPr>
+        <w:numPr>
+          <w:ilvl w:val="0"/>
+          <w:numId w:val="1004"/>
+        </w:numPr>
+        <w:pStyle w:val="Compact"/>
+      </w:pPr>
+      <w:r>
+        <w:t xml:space="preserve">Is a banana peel edible waste or not edible waste? What about the last spoon of yogurt in the cup?</w:t>
+      </w:r>
+    </w:p>
+    <w:p>
+      <w:pPr>
+        <w:numPr>
+          <w:ilvl w:val="0"/>
+          <w:numId w:val="1004"/>
+        </w:numPr>
+        <w:pStyle w:val="Compact"/>
+      </w:pPr>
+      <w:r>
+        <w:t xml:space="preserve">Your per-person number is in grams. What is it in ounces?</w:t>
+      </w:r>
+    </w:p>
+    <w:p>
+      <w:pPr>
+        <w:numPr>
+          <w:ilvl w:val="0"/>
+          <w:numId w:val="1004"/>
+        </w:numPr>
+        <w:pStyle w:val="Compact"/>
+      </w:pPr>
+      <w:r>
+        <w:t xml:space="preserve">Why did we divide before we multiplied?</w:t>
+      </w:r>
+    </w:p>
+    <w:p>
+      <w:pPr>
+        <w:pStyle w:val="FirstParagraph"/>
       </w:pPr>
       <w:r>
         <w:t xml:space="preserve">Deepen learning:</w:t>
       </w:r>
-      <w:r>
-        <w:t xml:space="preserve"> </w:t>
-      </w:r>
-      <w:r>
-        <w:t xml:space="preserve">- Our not-edible pile is mostly peels and cores. Is that waste, or is that just what food comes wrapped in?</w:t>
-      </w:r>
-      <w:r>
-        <w:t xml:space="preserve"> </w:t>
-      </w:r>
-      <w:r>
-        <w:t xml:space="preserve">- Homes waste more than restaurants do. Why would that be, when a restaurant handles more food?</w:t>
-      </w:r>
-      <w:r>
-        <w:t xml:space="preserve"> </w:t>
-      </w:r>
-      <w:r>
-        <w:t xml:space="preserve">- Every pound in that bin took water, fuel, and somebody’s work to get here. Which step on our wall path did the most work for food nobody ate?</w:t>
-      </w:r>
-      <w:r>
-        <w:t xml:space="preserve"> </w:t>
-      </w:r>
-      <w:r>
-        <w:t xml:space="preserve">- One of your three changes costs nothing and one of them costs something. Which is which, and which would actually last past next week?</w:t>
+    </w:p>
+    <w:p>
+      <w:pPr>
+        <w:numPr>
+          <w:ilvl w:val="0"/>
+          <w:numId w:val="1005"/>
+        </w:numPr>
+        <w:pStyle w:val="Compact"/>
+      </w:pPr>
+      <w:r>
+        <w:t xml:space="preserve">Our not-edible pile is mostly peels and cores. Is that waste, or is that just what food comes wrapped in?</w:t>
+      </w:r>
+    </w:p>
+    <w:p>
+      <w:pPr>
+        <w:numPr>
+          <w:ilvl w:val="0"/>
+          <w:numId w:val="1005"/>
+        </w:numPr>
+        <w:pStyle w:val="Compact"/>
+      </w:pPr>
+      <w:r>
+        <w:t xml:space="preserve">Homes waste more than restaurants do. Why would that be, when a restaurant handles more food?</w:t>
+      </w:r>
+    </w:p>
+    <w:p>
+      <w:pPr>
+        <w:numPr>
+          <w:ilvl w:val="0"/>
+          <w:numId w:val="1005"/>
+        </w:numPr>
+        <w:pStyle w:val="Compact"/>
+      </w:pPr>
+      <w:r>
+        <w:t xml:space="preserve">Every pound in that bin took water, fuel, and somebody’s work to get here. Which step on our wall path did the most work for food nobody ate?</w:t>
+      </w:r>
+    </w:p>
+    <w:p>
+      <w:pPr>
+        <w:numPr>
+          <w:ilvl w:val="0"/>
+          <w:numId w:val="1005"/>
+        </w:numPr>
+        <w:pStyle w:val="Compact"/>
+      </w:pPr>
+      <w:r>
+        <w:t xml:space="preserve">One of your three changes costs nothing and one of them costs something. Which is which, and which would actually last past next week?</w:t>
       </w:r>
     </w:p>
     <w:p>
@@ -1084,7 +1144,7 @@
       <w:pPr>
         <w:numPr>
           <w:ilvl w:val="0"/>
-          <w:numId w:val="1003"/>
+          <w:numId w:val="1006"/>
         </w:numPr>
         <w:pStyle w:val="Compact"/>
       </w:pPr>
@@ -1120,7 +1180,7 @@
       <w:pPr>
         <w:numPr>
           <w:ilvl w:val="0"/>
-          <w:numId w:val="1003"/>
+          <w:numId w:val="1006"/>
         </w:numPr>
         <w:pStyle w:val="Compact"/>
       </w:pPr>
@@ -1132,7 +1192,7 @@
       <w:pPr>
         <w:numPr>
           <w:ilvl w:val="0"/>
-          <w:numId w:val="1003"/>
+          <w:numId w:val="1006"/>
         </w:numPr>
         <w:pStyle w:val="Compact"/>
       </w:pPr>
@@ -1144,7 +1204,7 @@
       <w:pPr>
         <w:numPr>
           <w:ilvl w:val="0"/>
-          <w:numId w:val="1003"/>
+          <w:numId w:val="1006"/>
         </w:numPr>
         <w:pStyle w:val="Compact"/>
       </w:pPr>
@@ -1156,7 +1216,7 @@
       <w:pPr>
         <w:numPr>
           <w:ilvl w:val="0"/>
-          <w:numId w:val="1003"/>
+          <w:numId w:val="1006"/>
         </w:numPr>
         <w:pStyle w:val="Compact"/>
       </w:pPr>
@@ -1168,7 +1228,7 @@
       <w:pPr>
         <w:numPr>
           <w:ilvl w:val="0"/>
-          <w:numId w:val="1003"/>
+          <w:numId w:val="1006"/>
         </w:numPr>
         <w:pStyle w:val="Compact"/>
       </w:pPr>
@@ -1487,7 +1547,7 @@
       <w:pPr>
         <w:numPr>
           <w:ilvl w:val="0"/>
-          <w:numId w:val="1004"/>
+          <w:numId w:val="1007"/>
         </w:numPr>
         <w:pStyle w:val="Compact"/>
       </w:pPr>
@@ -1511,7 +1571,7 @@
       <w:pPr>
         <w:numPr>
           <w:ilvl w:val="0"/>
-          <w:numId w:val="1004"/>
+          <w:numId w:val="1007"/>
         </w:numPr>
         <w:pStyle w:val="Compact"/>
       </w:pPr>
@@ -1523,7 +1583,7 @@
       <w:pPr>
         <w:numPr>
           <w:ilvl w:val="0"/>
-          <w:numId w:val="1004"/>
+          <w:numId w:val="1007"/>
         </w:numPr>
         <w:pStyle w:val="Compact"/>
       </w:pPr>
@@ -1556,7 +1616,7 @@
       <w:pPr>
         <w:numPr>
           <w:ilvl w:val="0"/>
-          <w:numId w:val="1004"/>
+          <w:numId w:val="1007"/>
         </w:numPr>
         <w:pStyle w:val="Compact"/>
       </w:pPr>
@@ -1586,7 +1646,7 @@
       <w:pPr>
         <w:numPr>
           <w:ilvl w:val="0"/>
-          <w:numId w:val="1004"/>
+          <w:numId w:val="1007"/>
         </w:numPr>
         <w:pStyle w:val="Compact"/>
       </w:pPr>
@@ -1598,7 +1658,7 @@
       <w:pPr>
         <w:numPr>
           <w:ilvl w:val="0"/>
-          <w:numId w:val="1004"/>
+          <w:numId w:val="1007"/>
         </w:numPr>
         <w:pStyle w:val="Compact"/>
       </w:pPr>
@@ -1629,7 +1689,7 @@
       <w:pPr>
         <w:numPr>
           <w:ilvl w:val="0"/>
-          <w:numId w:val="1005"/>
+          <w:numId w:val="1008"/>
         </w:numPr>
         <w:pStyle w:val="Compact"/>
       </w:pPr>
@@ -1641,7 +1701,7 @@
       <w:pPr>
         <w:numPr>
           <w:ilvl w:val="0"/>
-          <w:numId w:val="1005"/>
+          <w:numId w:val="1008"/>
         </w:numPr>
         <w:pStyle w:val="Compact"/>
       </w:pPr>
@@ -1653,7 +1713,7 @@
       <w:pPr>
         <w:numPr>
           <w:ilvl w:val="0"/>
-          <w:numId w:val="1005"/>
+          <w:numId w:val="1008"/>
         </w:numPr>
         <w:pStyle w:val="Compact"/>
       </w:pPr>
@@ -1665,7 +1725,7 @@
       <w:pPr>
         <w:numPr>
           <w:ilvl w:val="0"/>
-          <w:numId w:val="1005"/>
+          <w:numId w:val="1008"/>
         </w:numPr>
         <w:pStyle w:val="Compact"/>
       </w:pPr>
@@ -1677,7 +1737,7 @@
       <w:pPr>
         <w:numPr>
           <w:ilvl w:val="0"/>
-          <w:numId w:val="1005"/>
+          <w:numId w:val="1008"/>
         </w:numPr>
         <w:pStyle w:val="Compact"/>
       </w:pPr>
@@ -1719,7 +1779,7 @@
       <w:pPr>
         <w:numPr>
           <w:ilvl w:val="0"/>
-          <w:numId w:val="1005"/>
+          <w:numId w:val="1008"/>
         </w:numPr>
         <w:pStyle w:val="Compact"/>
       </w:pPr>
@@ -2015,6 +2075,118 @@
       </w:pPr>
     </w:lvl>
   </w:abstractNum>
+  <w:abstractNum w:abstractNumId="99411">
+    <w:nsid w:val="71315dca"/>
+    <w:multiLevelType w:val="multilevel"/>
+    <w:lvl w:ilvl="0">
+      <w:start w:val="1"/>
+      <w:numFmt w:val="decimal"/>
+      <w:lvlText w:val="%1."/>
+      <w:lvlJc w:val="left"/>
+      <w:pPr>
+        <w:tabs>
+          <w:tab w:val="num" w:pos="0"/>
+        </w:tabs>
+        <w:ind w:left="480" w:hanging="480"/>
+      </w:pPr>
+    </w:lvl>
+    <w:lvl w:ilvl="1">
+      <w:start w:val="1"/>
+      <w:numFmt w:val="decimal"/>
+      <w:lvlText w:val="%2."/>
+      <w:lvlJc w:val="left"/>
+      <w:pPr>
+        <w:tabs>
+          <w:tab w:val="num" w:pos="720"/>
+        </w:tabs>
+        <w:ind w:left="1200" w:hanging="480"/>
+      </w:pPr>
+    </w:lvl>
+    <w:lvl w:ilvl="2">
+      <w:start w:val="1"/>
+      <w:numFmt w:val="decimal"/>
+      <w:lvlText w:val="%3."/>
+      <w:lvlJc w:val="left"/>
+      <w:pPr>
+        <w:tabs>
+          <w:tab w:val="num" w:pos="1440"/>
+        </w:tabs>
+        <w:ind w:left="1920" w:hanging="480"/>
+      </w:pPr>
+    </w:lvl>
+    <w:lvl w:ilvl="3">
+      <w:start w:val="1"/>
+      <w:numFmt w:val="decimal"/>
+      <w:lvlText w:val="%4."/>
+      <w:lvlJc w:val="left"/>
+      <w:pPr>
+        <w:tabs>
+          <w:tab w:val="num" w:pos="2160"/>
+        </w:tabs>
+        <w:ind w:left="2640" w:hanging="480"/>
+      </w:pPr>
+    </w:lvl>
+    <w:lvl w:ilvl="4">
+      <w:start w:val="1"/>
+      <w:numFmt w:val="decimal"/>
+      <w:lvlText w:val="%5."/>
+      <w:lvlJc w:val="left"/>
+      <w:pPr>
+        <w:tabs>
+          <w:tab w:val="num" w:pos="2880"/>
+        </w:tabs>
+        <w:ind w:left="3360" w:hanging="480"/>
+      </w:pPr>
+    </w:lvl>
+    <w:lvl w:ilvl="5">
+      <w:start w:val="1"/>
+      <w:numFmt w:val="decimal"/>
+      <w:lvlText w:val="%6."/>
+      <w:lvlJc w:val="left"/>
+      <w:pPr>
+        <w:tabs>
+          <w:tab w:val="num" w:pos="3600"/>
+        </w:tabs>
+        <w:ind w:left="4080" w:hanging="480"/>
+      </w:pPr>
+    </w:lvl>
+    <w:lvl w:ilvl="6">
+      <w:start w:val="1"/>
+      <w:numFmt w:val="decimal"/>
+      <w:lvlText w:val="%7."/>
+      <w:lvlJc w:val="left"/>
+      <w:pPr>
+        <w:tabs>
+          <w:tab w:val="num" w:pos="4320"/>
+        </w:tabs>
+        <w:ind w:left="4800" w:hanging="480"/>
+      </w:pPr>
+    </w:lvl>
+    <w:lvl w:ilvl="7">
+      <w:start w:val="1"/>
+      <w:numFmt w:val="decimal"/>
+      <w:lvlText w:val="%8."/>
+      <w:lvlJc w:val="left"/>
+      <w:pPr>
+        <w:tabs>
+          <w:tab w:val="num" w:pos="5040"/>
+        </w:tabs>
+        <w:ind w:left="5520" w:hanging="480"/>
+      </w:pPr>
+    </w:lvl>
+    <w:lvl w:ilvl="8">
+      <w:start w:val="1"/>
+      <w:numFmt w:val="decimal"/>
+      <w:lvlText w:val="%9."/>
+      <w:lvlJc w:val="left"/>
+      <w:pPr>
+        <w:tabs>
+          <w:tab w:val="num" w:pos="5760"/>
+        </w:tabs>
+        <w:ind w:left="6240" w:hanging="480"/>
+      </w:pPr>
+    </w:lvl>
+  </w:abstractNum>
   <w:num w:numId="1000">
     <w:abstractNumId w:val="990"/>
   </w:num>
@@ -2022,7 +2194,34 @@
     <w:abstractNumId w:val="991"/>
   </w:num>
   <w:num w:numId="1002">
-    <w:abstractNumId w:val="991"/>
+    <w:abstractNumId w:val="99411"/>
+    <w:lvlOverride w:ilvl="0">
+      <w:startOverride w:val="1"/>
+    </w:lvlOverride>
+    <w:lvlOverride w:ilvl="1">
+      <w:startOverride w:val="1"/>
+    </w:lvlOverride>
+    <w:lvlOverride w:ilvl="2">
+      <w:startOverride w:val="1"/>
+    </w:lvlOverride>
+    <w:lvlOverride w:ilvl="3">
+      <w:startOverride w:val="1"/>
+    </w:lvlOverride>
+    <w:lvlOverride w:ilvl="4">
+      <w:startOverride w:val="1"/>
+    </w:lvlOverride>
+    <w:lvlOverride w:ilvl="5">
+      <w:startOverride w:val="1"/>
+    </w:lvlOverride>
+    <w:lvlOverride w:ilvl="6">
+      <w:startOverride w:val="1"/>
+    </w:lvlOverride>
+    <w:lvlOverride w:ilvl="7">
+      <w:startOverride w:val="1"/>
+    </w:lvlOverride>
+    <w:lvlOverride w:ilvl="8">
+      <w:startOverride w:val="1"/>
+    </w:lvlOverride>
   </w:num>
   <w:num w:numId="1003">
     <w:abstractNumId w:val="991"/>
@@ -2031,6 +2230,15 @@
     <w:abstractNumId w:val="991"/>
   </w:num>
   <w:num w:numId="1005">
+    <w:abstractNumId w:val="991"/>
+  </w:num>
+  <w:num w:numId="1006">
+    <w:abstractNumId w:val="991"/>
+  </w:num>
+  <w:num w:numId="1007">
+    <w:abstractNumId w:val="991"/>
+  </w:num>
+  <w:num w:numId="1008">
     <w:abstractNumId w:val="991"/>
   </w:num>
 </w:numbering>

--- a/downloads/teacher/04 Units/Unit 06 - Food Systems and Production - From Farm to Table/Lesson 06.03 - Food Waste Audit in Our Room.docx
+++ b/downloads/teacher/04 Units/Unit 06 - Food Systems and Production - From Farm to Table/Lesson 06.03 - Food Waste Audit in Our Room.docx
@@ -475,15 +475,6 @@
       </w:r>
       <w:r>
         <w:t xml:space="preserve">Option A, the kitchen audit: after each lab or food lesson, the Station Manager weighs the station’s scraps and writes the number on the chart. Option B, the lunch audit: with the cafeteria’s permission, a team of four students tallies discarded items at one lunch table or one tray-return line for two days, counting whole items only (unopened milk, untouched apple, half a sandwich). Option C, the no-collection version: use the class’s own honest recall on day one plus the sample data printed on the handout. Allergy check: nobody touches food with bare hands, the bins stay closed between classes, gloves for the two sorters, and the bins go out at the end of the period. Nothing is tasted.</w:t>
-      </w:r>
-      <w:r>
-        <w:t xml:space="preserve"> </w:t>
-      </w:r>
-      <w:r>
-        <w:rPr>
-          <w:rStyle w:val="TeacherNote"/>
-        </w:rPr>
-        <w:t xml:space="preserve">[Sal: get the cafeteria manager’s okay a week ahead if you run the lunch version. Ask for a tray-return spot, not the kitchen.]</w:t>
       </w:r>
     </w:p>
     <w:p>
@@ -1436,7 +1427,7 @@
               <w:jc w:val="left"/>
             </w:pPr>
             <w:r>
-              <w:t xml:space="preserve">Formative; work shown with correct units; scored complete, partial, or missing for daily work. Assessed summatively on the Food Systems Quiz, items 5 and 6 (waste math with numbers given)</w:t>
+              <w:t xml:space="preserve">Formative; work shown with correct units; scored complete, partial, or missing for daily work. Assessed summatively on the Food Systems Quiz, items 7 to 9 (waste math with numbers given)</w:t>
             </w:r>
           </w:p>
         </w:tc>
@@ -1522,15 +1513,6 @@
       </w:pPr>
       <w:r>
         <w:t xml:space="preserve">Math: this is a real measurement, averaging, and scaling problem with the class’s own data, and it is worth telling the math teacher the numbers so both classes use the same set. Science: decomposition and composting connect to the life science unit, and Lesson 6.5 starts the compost sort. Cafeteria: the cafeteria manager is the partner who makes the lunch version possible, and what they get back is a student report they can use.</w:t>
-      </w:r>
-      <w:r>
-        <w:t xml:space="preserve"> </w:t>
-      </w:r>
-      <w:r>
-        <w:rPr>
-          <w:rStyle w:val="TeacherNote"/>
-        </w:rPr>
-        <w:t xml:space="preserve">[Sal: the three changes are worth typing up and handing to the cafeteria manager and the principal with the class’s number on top. That is a five-minute document that makes the class look serious.]</w:t>
       </w:r>
     </w:p>
     <w:p>
@@ -1602,15 +1584,6 @@
       <w:r>
         <w:t xml:space="preserve">, section 2.</w:t>
       </w:r>
-      <w:r>
-        <w:t xml:space="preserve"> </w:t>
-      </w:r>
-      <w:r>
-        <w:rPr>
-          <w:rStyle w:val="TeacherNote"/>
-        </w:rPr>
-        <w:t xml:space="preserve">[Sal: confirm against the NYSED PDF.]</w:t>
-      </w:r>
     </w:p>
     <w:p>
       <w:pPr>
@@ -1665,15 +1638,6 @@
       <w:r>
         <w:t xml:space="preserve">National waste share figures on the slide are from the USDA and EPA public estimates, rounded.</w:t>
       </w:r>
-      <w:r>
-        <w:t xml:space="preserve"> </w:t>
-      </w:r>
-      <w:r>
-        <w:rPr>
-          <w:rStyle w:val="TeacherNote"/>
-        </w:rPr>
-        <w:t xml:space="preserve">[Sal: pull the current figure the week you teach it; the number moves and students will look it up on their phones.]</w:t>
-      </w:r>
     </w:p>
     <w:p>
       <w:pPr>
@@ -1773,21 +1737,6 @@
       </w:r>
       <w:r>
         <w:t xml:space="preserve">”</w:t>
-      </w:r>
-    </w:p>
-    <w:p>
-      <w:pPr>
-        <w:numPr>
-          <w:ilvl w:val="0"/>
-          <w:numId w:val="1008"/>
-        </w:numPr>
-        <w:pStyle w:val="Compact"/>
-      </w:pPr>
-      <w:r>
-        <w:rPr>
-          <w:rStyle w:val="TeacherNote"/>
-        </w:rPr>
-        <w:t xml:space="preserve">[Sal: your $40 family project already had students pricing food. Pull one price from that project into the grade 8 stretch so the dollar figure uses their own number.]</w:t>
       </w:r>
     </w:p>
     <w:sectPr>
